--- a/projects/valuepickr-open-screen/docs/Earkart.docx
+++ b/projects/valuepickr-open-screen/docs/Earkart.docx
@@ -278,6 +278,624 @@
       </w:pPr>
       <w:r>
         <w:t xml:space="preserve">A genuine live-inflection micro-cap: the trailing average is small (Rs 54 Cr FY25) but recent growth is fast (~35%, TTM revenue cited near Rs 120 Cr) with high stated margins (21% pre-tax) and ROE (34%), a debt-free balance sheet, a government supply order, and a specific expansion catalyst (clinic rollout + exports). Against that, it is an SME-board company with under a year of listed history, a revenue figure that needs verification, a working-capital- and execution-heavy clinic-rollout plan, no ValuePickr thread, and it reaches this screen only as an unverified X tip.</w:t>
+      </w:r>
+    </w:p>
+    <w:p>
+      <w:pPr>
+        <w:pStyle w:val="Heading1"/>
+        <w:spacing w:after="120" w:before="280"/>
+      </w:pPr>
+      <w:r>
+        <w:t xml:space="preserve">Guidance &amp; Expectation Gap</w:t>
+      </w:r>
+    </w:p>
+    <w:p>
+      <w:pPr>
+        <w:spacing w:after="120"/>
+      </w:pPr>
+      <w:r>
+        <w:rPr>
+          <w:i/>
+          <w:iCs/>
+          <w:color w:val="666666"/>
+          <w:sz w:val="18"/>
+          <w:szCs w:val="18"/>
+        </w:rPr>
+        <w:t xml:space="preserve">Management guidance decoded into commitments, graded on the expectation → action → operational → commercial → financial ladder, then compared to what the current price appears to assume. Method: playbook/guidance-and-expectation-gap.md.</w:t>
+      </w:r>
+    </w:p>
+    <w:p>
+      <w:pPr>
+        <w:spacing w:after="120"/>
+      </w:pPr>
+      <w:r>
+        <w:rPr>
+          <w:b/>
+          <w:bCs/>
+          <w:sz w:val="20"/>
+          <w:szCs w:val="20"/>
+        </w:rPr>
+        <w:t xml:space="preserve">Market expectation vs. our path:</w:t>
+      </w:r>
+    </w:p>
+    <w:tbl>
+      <w:tblPr>
+        <w:tblW w:type="dxa" w:w="9000"/>
+        <w:tblBorders>
+          <w:top w:val="single" w:color="auto" w:sz="4"/>
+          <w:left w:val="single" w:color="auto" w:sz="4"/>
+          <w:bottom w:val="single" w:color="auto" w:sz="4"/>
+          <w:right w:val="single" w:color="auto" w:sz="4"/>
+          <w:insideH w:val="single" w:color="auto" w:sz="4"/>
+          <w:insideV w:val="single" w:color="auto" w:sz="4"/>
+        </w:tblBorders>
+      </w:tblPr>
+      <w:tblGrid>
+        <w:gridCol w:w="3200"/>
+        <w:gridCol w:w="5800"/>
+      </w:tblGrid>
+      <w:tr>
+        <w:tc>
+          <w:tcPr>
+            <w:tcW w:type="dxa" w:w="3200"/>
+            <w:shd w:fill="F2F2F2" w:val="clear"/>
+          </w:tcPr>
+          <w:p>
+            <w:r>
+              <w:rPr>
+                <w:b/>
+                <w:bCs/>
+              </w:rPr>
+              <w:t xml:space="preserve">As of</w:t>
+            </w:r>
+          </w:p>
+        </w:tc>
+        <w:tc>
+          <w:tcPr>
+            <w:tcW w:type="dxa" w:w="5800"/>
+          </w:tcPr>
+          <w:p>
+            <w:r>
+              <w:t xml:space="preserve">2026-09-09</w:t>
+            </w:r>
+          </w:p>
+        </w:tc>
+      </w:tr>
+      <w:tr>
+        <w:tc>
+          <w:tcPr>
+            <w:tcW w:type="dxa" w:w="3200"/>
+            <w:shd w:fill="F2F2F2" w:val="clear"/>
+          </w:tcPr>
+          <w:p>
+            <w:r>
+              <w:rPr>
+                <w:b/>
+                <w:bCs/>
+              </w:rPr>
+              <w:t xml:space="preserve">Price / multiple</w:t>
+            </w:r>
+          </w:p>
+        </w:tc>
+        <w:tc>
+          <w:tcPr>
+            <w:tcW w:type="dxa" w:w="5800"/>
+          </w:tcPr>
+          <w:p>
+            <w:r>
+              <w:t xml:space="preserve">Rs 122 · 34x P/E</w:t>
+            </w:r>
+          </w:p>
+        </w:tc>
+      </w:tr>
+      <w:tr>
+        <w:tc>
+          <w:tcPr>
+            <w:tcW w:type="dxa" w:w="3200"/>
+            <w:shd w:fill="F2F2F2" w:val="clear"/>
+          </w:tcPr>
+          <w:p>
+            <w:r>
+              <w:rPr>
+                <w:b/>
+                <w:bCs/>
+              </w:rPr>
+              <w:t xml:space="preserve">Right valuation lens</w:t>
+            </w:r>
+          </w:p>
+        </w:tc>
+        <w:tc>
+          <w:tcPr>
+            <w:tcW w:type="dxa" w:w="5800"/>
+          </w:tcPr>
+          <w:p>
+            <w:r>
+              <w:t xml:space="preserve">P/E</w:t>
+            </w:r>
+          </w:p>
+        </w:tc>
+      </w:tr>
+      <w:tr>
+        <w:tc>
+          <w:tcPr>
+            <w:tcW w:type="dxa" w:w="3200"/>
+            <w:shd w:fill="F2F2F2" w:val="clear"/>
+          </w:tcPr>
+          <w:p>
+            <w:r>
+              <w:rPr>
+                <w:b/>
+                <w:bCs/>
+              </w:rPr>
+              <w:t xml:space="preserve">Price implies</w:t>
+            </w:r>
+          </w:p>
+        </w:tc>
+        <w:tc>
+          <w:tcPr>
+            <w:tcW w:type="dxa" w:w="5800"/>
+          </w:tcPr>
+          <w:p>
+            <w:r>
+              <w:t xml:space="preserve">~34x trailing earnings on a ~Rs 5 Cr PAT prices continued fast growth off a tiny base; for an assembly-led hearing-aid maker a ~15-20x exit is fair, so ~30%+ EPS CAGR is needed for 2-3 years to justify today's price</w:t>
+            </w:r>
+          </w:p>
+        </w:tc>
+      </w:tr>
+      <w:tr>
+        <w:tc>
+          <w:tcPr>
+            <w:tcW w:type="dxa" w:w="3200"/>
+            <w:shd w:fill="F2F2F2" w:val="clear"/>
+          </w:tcPr>
+          <w:p>
+            <w:r>
+              <w:rPr>
+                <w:b/>
+                <w:bCs/>
+              </w:rPr>
+              <w:t xml:space="preserve">Our FY27</w:t>
+            </w:r>
+          </w:p>
+        </w:tc>
+        <w:tc>
+          <w:tcPr>
+            <w:tcW w:type="dxa" w:w="5800"/>
+          </w:tcPr>
+          <w:p>
+            <w:r>
+              <w:t xml:space="preserve">revenue could grow 25-40% on the clinic rollout and first government (ALIMCO) order if execution holds, but the plan is working-capital- and execution-intensive (FY26 operating cash flow was negative Rs 12.6 Cr)</w:t>
+            </w:r>
+          </w:p>
+        </w:tc>
+      </w:tr>
+      <w:tr>
+        <w:tc>
+          <w:tcPr>
+            <w:tcW w:type="dxa" w:w="3200"/>
+            <w:shd w:fill="F2F2F2" w:val="clear"/>
+          </w:tcPr>
+          <w:p>
+            <w:r>
+              <w:rPr>
+                <w:b/>
+                <w:bCs/>
+              </w:rPr>
+              <w:t xml:space="preserve">Our FY28</w:t>
+            </w:r>
+          </w:p>
+        </w:tc>
+        <w:tc>
+          <w:tcPr>
+            <w:tcW w:type="dxa" w:w="5800"/>
+          </w:tcPr>
+          <w:p>
+            <w:r>
+              <w:t xml:space="preserve">depends on the 1,500-clinic Tier 2/3 rollout and US / Australia entry actually executing; revenue base and margins unproven</w:t>
+            </w:r>
+          </w:p>
+        </w:tc>
+      </w:tr>
+      <w:tr>
+        <w:tc>
+          <w:tcPr>
+            <w:tcW w:type="dxa" w:w="3200"/>
+            <w:shd w:fill="F2F2F2" w:val="clear"/>
+          </w:tcPr>
+          <w:p>
+            <w:r>
+              <w:rPr>
+                <w:b/>
+                <w:bCs/>
+              </w:rPr>
+              <w:t xml:space="preserve">Gap direction</w:t>
+            </w:r>
+          </w:p>
+        </w:tc>
+        <w:tc>
+          <w:tcPr>
+            <w:tcW w:type="dxa" w:w="5800"/>
+          </w:tcPr>
+          <w:p>
+            <w:r>
+              <w:t xml:space="preserve">priced-in</w:t>
+            </w:r>
+          </w:p>
+        </w:tc>
+      </w:tr>
+      <w:tr>
+        <w:tc>
+          <w:tcPr>
+            <w:tcW w:type="dxa" w:w="3200"/>
+            <w:shd w:fill="F2F2F2" w:val="clear"/>
+          </w:tcPr>
+          <w:p>
+            <w:r>
+              <w:rPr>
+                <w:b/>
+                <w:bCs/>
+              </w:rPr>
+              <w:t xml:space="preserve">Gap type</w:t>
+            </w:r>
+          </w:p>
+        </w:tc>
+        <w:tc>
+          <w:tcPr>
+            <w:tcW w:type="dxa" w:w="5800"/>
+          </w:tcPr>
+          <w:p>
+            <w:r>
+              <w:t xml:space="preserve">new_business</w:t>
+            </w:r>
+          </w:p>
+        </w:tc>
+      </w:tr>
+      <w:tr>
+        <w:tc>
+          <w:tcPr>
+            <w:tcW w:type="dxa" w:w="3200"/>
+            <w:shd w:fill="F2F2F2" w:val="clear"/>
+          </w:tcPr>
+          <w:p>
+            <w:r>
+              <w:rPr>
+                <w:b/>
+                <w:bCs/>
+              </w:rPr>
+              <w:t xml:space="preserve">Gap magnitude</w:t>
+            </w:r>
+          </w:p>
+        </w:tc>
+        <w:tc>
+          <w:tcPr>
+            <w:tcW w:type="dxa" w:w="5800"/>
+          </w:tcPr>
+          <w:p>
+            <w:r>
+              <w:t xml:space="preserve">not estimable</w:t>
+            </w:r>
+          </w:p>
+        </w:tc>
+      </w:tr>
+      <w:tr>
+        <w:tc>
+          <w:tcPr>
+            <w:tcW w:type="dxa" w:w="3200"/>
+            <w:shd w:fill="F2F2F2" w:val="clear"/>
+          </w:tcPr>
+          <w:p>
+            <w:r>
+              <w:rPr>
+                <w:b/>
+                <w:bCs/>
+              </w:rPr>
+              <w:t xml:space="preserve">Gap basis</w:t>
+            </w:r>
+          </w:p>
+        </w:tc>
+        <w:tc>
+          <w:tcPr>
+            <w:tcW w:type="dxa" w:w="5800"/>
+          </w:tcPr>
+          <w:p>
+            <w:r>
+              <w:t xml:space="preserve">real underpenetrated hearing-care TAM and high stated ROE, but &lt;1 year listed, an ambiguous revenue figure (Rs 54 Cr FY26 vs a cited ~Rs 120 Cr TTM), negative operating cash flow, low assembly barriers and an unverified X-tip origin mean the ~34x multiple already reflects the optimistic case</w:t>
+            </w:r>
+          </w:p>
+        </w:tc>
+      </w:tr>
+      <w:tr>
+        <w:tc>
+          <w:tcPr>
+            <w:tcW w:type="dxa" w:w="3200"/>
+            <w:shd w:fill="F2F2F2" w:val="clear"/>
+          </w:tcPr>
+          <w:p>
+            <w:r>
+              <w:rPr>
+                <w:b/>
+                <w:bCs/>
+              </w:rPr>
+              <w:t xml:space="preserve">Evidence quality</w:t>
+            </w:r>
+          </w:p>
+        </w:tc>
+        <w:tc>
+          <w:tcPr>
+            <w:tcW w:type="dxa" w:w="5800"/>
+          </w:tcPr>
+          <w:p>
+            <w:r>
+              <w:t xml:space="preserve">weak</w:t>
+            </w:r>
+          </w:p>
+        </w:tc>
+      </w:tr>
+    </w:tbl>
+    <w:p>
+      <w:pPr>
+        <w:spacing w:after="120"/>
+      </w:pPr>
+      <w:r>
+        <w:rPr>
+          <w:i/>
+          <w:iCs/>
+          <w:color w:val="666666"/>
+          <w:sz w:val="16"/>
+          <w:szCs w:val="16"/>
+        </w:rPr>
+        <w:t xml:space="preserve">no broker consensus; implied path is a reverse-P/E estimate + screener.in forward figures + VP thread view</w:t>
+      </w:r>
+    </w:p>
+    <w:p>
+      <w:pPr>
+        <w:pStyle w:val="Heading1"/>
+        <w:spacing w:after="120" w:before="280"/>
+      </w:pPr>
+      <w:r>
+        <w:t xml:space="preserve">Ishmohit-Lens Checks (value chain · earnings quality · growth trajectory · management · quality metrics · track record · global-signal check)</w:t>
+      </w:r>
+    </w:p>
+    <w:p>
+      <w:pPr>
+        <w:spacing w:after="120"/>
+      </w:pPr>
+      <w:r>
+        <w:rPr>
+          <w:i/>
+          <w:iCs/>
+          <w:color w:val="666666"/>
+          <w:sz w:val="18"/>
+          <w:szCs w:val="18"/>
+        </w:rPr>
+        <w:t xml:space="preserve">Extra checks drawn from @ishmohit1 / SOIC methodology (playbook/ishmohit-soic-style.md): where the company sits in its value chain and what the supply side is doing, whether a margin/PAT inflection is structural or a cyclical peak, the rate-of-change of growth vs. what the multiple demands, and management quality as a positive attribute.</w:t>
+      </w:r>
+    </w:p>
+    <w:p>
+      <w:pPr>
+        <w:spacing w:after="120"/>
+      </w:pPr>
+      <w:r>
+        <w:rPr>
+          <w:b/>
+          <w:bCs/>
+          <w:sz w:val="20"/>
+          <w:szCs w:val="20"/>
+        </w:rPr>
+        <w:t xml:space="preserve">Quality metrics (ROCE · debt · FCF · margin · capex):</w:t>
+      </w:r>
+    </w:p>
+    <w:tbl>
+      <w:tblPr>
+        <w:tblW w:type="dxa" w:w="9000"/>
+        <w:tblBorders>
+          <w:top w:val="single" w:color="auto" w:sz="4"/>
+          <w:left w:val="single" w:color="auto" w:sz="4"/>
+          <w:bottom w:val="single" w:color="auto" w:sz="4"/>
+          <w:right w:val="single" w:color="auto" w:sz="4"/>
+          <w:insideH w:val="single" w:color="auto" w:sz="4"/>
+          <w:insideV w:val="single" w:color="auto" w:sz="4"/>
+        </w:tblBorders>
+      </w:tblPr>
+      <w:tblGrid>
+        <w:gridCol w:w="3200"/>
+        <w:gridCol w:w="5800"/>
+      </w:tblGrid>
+      <w:tr>
+        <w:tc>
+          <w:tcPr>
+            <w:tcW w:type="dxa" w:w="3200"/>
+            <w:shd w:fill="F2F2F2" w:val="clear"/>
+          </w:tcPr>
+          <w:p>
+            <w:r>
+              <w:rPr>
+                <w:b/>
+                <w:bCs/>
+              </w:rPr>
+              <w:t xml:space="preserve">Assessment</w:t>
+            </w:r>
+          </w:p>
+        </w:tc>
+        <w:tc>
+          <w:tcPr>
+            <w:tcW w:type="dxa" w:w="5800"/>
+          </w:tcPr>
+          <w:p>
+            <w:r>
+              <w:t xml:space="preserve">concern</w:t>
+            </w:r>
+          </w:p>
+        </w:tc>
+      </w:tr>
+      <w:tr>
+        <w:tc>
+          <w:tcPr>
+            <w:tcW w:type="dxa" w:w="3200"/>
+            <w:shd w:fill="F2F2F2" w:val="clear"/>
+          </w:tcPr>
+          <w:p>
+            <w:r>
+              <w:rPr>
+                <w:b/>
+                <w:bCs/>
+              </w:rPr>
+              <w:t xml:space="preserve">ROCE</w:t>
+            </w:r>
+          </w:p>
+        </w:tc>
+        <w:tc>
+          <w:tcPr>
+            <w:tcW w:type="dxa" w:w="5800"/>
+          </w:tcPr>
+          <w:p>
+            <w:r>
+              <w:t xml:space="preserve">17.5% (declining)</w:t>
+            </w:r>
+          </w:p>
+        </w:tc>
+      </w:tr>
+      <w:tr>
+        <w:tc>
+          <w:tcPr>
+            <w:tcW w:type="dxa" w:w="3200"/>
+            <w:shd w:fill="F2F2F2" w:val="clear"/>
+          </w:tcPr>
+          <w:p>
+            <w:r>
+              <w:rPr>
+                <w:b/>
+                <w:bCs/>
+              </w:rPr>
+              <w:t xml:space="preserve">Leverage</w:t>
+            </w:r>
+          </w:p>
+        </w:tc>
+        <w:tc>
+          <w:tcPr>
+            <w:tcW w:type="dxa" w:w="5800"/>
+          </w:tcPr>
+          <w:p>
+            <w:r>
+              <w:t xml:space="preserve">Net debt/EBITDA -0.5x</w:t>
+            </w:r>
+          </w:p>
+        </w:tc>
+      </w:tr>
+      <w:tr>
+        <w:tc>
+          <w:tcPr>
+            <w:tcW w:type="dxa" w:w="3200"/>
+            <w:shd w:fill="F2F2F2" w:val="clear"/>
+          </w:tcPr>
+          <w:p>
+            <w:r>
+              <w:rPr>
+                <w:b/>
+                <w:bCs/>
+              </w:rPr>
+              <w:t xml:space="preserve">FCF conversion</w:t>
+            </w:r>
+          </w:p>
+        </w:tc>
+        <w:tc>
+          <w:tcPr>
+            <w:tcW w:type="dxa" w:w="5800"/>
+          </w:tcPr>
+          <w:p>
+            <w:r>
+              <w:t xml:space="preserve">-110%</w:t>
+            </w:r>
+          </w:p>
+        </w:tc>
+      </w:tr>
+      <w:tr>
+        <w:tc>
+          <w:tcPr>
+            <w:tcW w:type="dxa" w:w="3200"/>
+            <w:shd w:fill="F2F2F2" w:val="clear"/>
+          </w:tcPr>
+          <w:p>
+            <w:r>
+              <w:rPr>
+                <w:b/>
+                <w:bCs/>
+              </w:rPr>
+              <w:t xml:space="preserve">Margin trend</w:t>
+            </w:r>
+          </w:p>
+        </w:tc>
+        <w:tc>
+          <w:tcPr>
+            <w:tcW w:type="dxa" w:w="5800"/>
+          </w:tcPr>
+          <w:p>
+            <w:r>
+              <w:t xml:space="preserve">stable</w:t>
+            </w:r>
+          </w:p>
+        </w:tc>
+      </w:tr>
+      <w:tr>
+        <w:tc>
+          <w:tcPr>
+            <w:tcW w:type="dxa" w:w="3200"/>
+            <w:shd w:fill="F2F2F2" w:val="clear"/>
+          </w:tcPr>
+          <w:p>
+            <w:r>
+              <w:rPr>
+                <w:b/>
+                <w:bCs/>
+              </w:rPr>
+              <w:t xml:space="preserve">Capex efficiency</w:t>
+            </w:r>
+          </w:p>
+        </w:tc>
+        <w:tc>
+          <w:tcPr>
+            <w:tcW w:type="dxa" w:w="5800"/>
+          </w:tcPr>
+          <w:p>
+            <w:r>
+              <w:t xml:space="preserve">neutral</w:t>
+            </w:r>
+          </w:p>
+        </w:tc>
+      </w:tr>
+    </w:tbl>
+    <w:p>
+      <w:pPr>
+        <w:spacing w:after="60" w:before="120"/>
+      </w:pPr>
+      <w:r>
+        <w:rPr>
+          <w:b/>
+          <w:bCs/>
+          <w:sz w:val="20"/>
+          <w:szCs w:val="20"/>
+        </w:rPr>
+        <w:t xml:space="preserve">Track record (Coffee Can persistence check): </w:t>
+      </w:r>
+      <w:r>
+        <w:rPr>
+          <w:sz w:val="20"/>
+          <w:szCs w:val="20"/>
+        </w:rPr>
+        <w:t xml:space="preserve">cleared revenue growth ≥10% AND ROCE ≥15% in 4 of the last 4 years (consistency_score 100)</w:t>
+      </w:r>
+    </w:p>
+    <w:p>
+      <w:pPr>
+        <w:spacing w:after="120"/>
+      </w:pPr>
+      <w:r>
+        <w:rPr>
+          <w:color w:val="666666"/>
+          <w:sz w:val="18"/>
+          <w:szCs w:val="18"/>
+        </w:rPr>
+        <w:t xml:space="preserve">Per screener.in (FY23-FY26): revenue growth &gt;=10% and ROCE &gt;=17% each year, but off a very small base (revenue Rs 5.66 Cr FY22 -&gt; Rs 54 Cr FY26) and pre-IPO figures are DRHP-sourced (SME IPO Oct 2025). ROCE fell from ~45% (FY24) to ~17.5% (FY26) as the base grew; FY26 operating cash flow was negative Rs 12.6 Cr on a working-capital build. Consistency is unproven -- treat with caution.</w:t>
       </w:r>
     </w:p>
     <w:p>
